--- a/al-uns/_stage/al-munya/Al-Munya-dossier-economico.docx
+++ b/al-uns/_stage/al-munya/Al-Munya-dossier-economico.docx
@@ -85,7 +85,7 @@
           <w:sz w:val="20"/>
           <w:szCs w:val="20"/>
         </w:rPr>
-        <w:t xml:space="preserve">La casa: Al-Munya  ·  Il circolo: An-Nudamāʾ</w:t>
+        <w:t xml:space="preserve">La casa: Al-Munya  ·  Il majlis: An-Nudamāʾ</w:t>
       </w:r>
     </w:p>
     <w:p>
@@ -169,7 +169,7 @@
           <w:sz w:val="21"/>
           <w:szCs w:val="21"/>
         </w:rPr>
-        <w:t xml:space="preserve">Restaurare una dimora di circa 900 m² nella medina di Fès, confinante con il Riad al-Uns, e aprirla come casa privata a numero chiuso: sei suite, mai più di otto ospiti alla volta, ammissione per sola cooptazione, solo uomini. In più, un appartamento d'onore che non viene mai affittato. Non un albergo — un club che dispone di una casa.</w:t>
+        <w:t xml:space="preserve">Restaurare una dimora di circa 900 m² nella medina di Fès, confinante con il Riad al-Uns, e aprirla come casa privata a numero chiuso: sei suite, mai più di otto ospiti alla volta, ammissione per sola cooptazione, solo uomini. In più, un appartamento d'onore che non viene mai affittato. Non un albergo — un majlis che dispone di una casa.</w:t>
       </w:r>
     </w:p>
     <w:p>
@@ -360,7 +360,7 @@
           <w:sz w:val="30"/>
           <w:szCs w:val="30"/>
         </w:rPr>
-        <w:t xml:space="preserve">2. Il modello: un club, non un albergo</w:t>
+        <w:t xml:space="preserve">2. Il modello: un majlis, non un albergo</w:t>
       </w:r>
     </w:p>
     <w:p>
@@ -374,7 +374,7 @@
           <w:sz w:val="21"/>
           <w:szCs w:val="21"/>
         </w:rPr>
-        <w:t xml:space="preserve">La forma commerciale è quella del club a membri. Ha tre conseguenze economiche che spiegano l'intero conto economico:</w:t>
+        <w:t xml:space="preserve">La forma commerciale è quella del majlis a numero chiuso. Ha tre conseguenze economiche che spiegano l'intero conto economico:</w:t>
       </w:r>
     </w:p>
     <w:p>
@@ -1196,7 +1196,7 @@
           <w:sz w:val="21"/>
           <w:szCs w:val="21"/>
         </w:rPr>
-        <w:t xml:space="preserve">Il confronto utile è uno solo. L'Aman Club chiede 200.000 $ di ammissione e 20.000 $ l'anno per una rete internazionale di dimore; il Bohemian Club, circa 25.000 $ e 3.000–5.000 $ per un club urbano. Qui il fondatore paga meno di un terzo dell'ingresso Aman per una casa sola, e il socio ordinario, a regime, si avvicina.</w:t>
+        <w:t xml:space="preserve">Il confronto utile è uno solo. L'Aman Club chiede 200.000 $ di ammissione e 20.000 $ l'anno per una rete internazionale di dimore; il Bohemian Club, circa 25.000 $ e 3.000–5.000 $ per un majlis urbano. Qui il fondatore paga meno di un terzo dell'ingresso Aman per una casa sola, e il socio ordinario, a regime, si avvicina.</w:t>
       </w:r>
     </w:p>
     <w:p>
@@ -3072,7 +3072,7 @@
           <w:sz w:val="21"/>
           <w:szCs w:val="21"/>
         </w:rPr>
-        <w:t xml:space="preserve">Il riad possiede la dimora. Una società di fiducia la prende in locazione lunga (25–30 anni), paga un canone e vi conduce il club: è lì che stanno i soci, il personale e il rischio. È la struttura classica del waqf, non un'invenzione — storicamente sono state proprio le proprietà da reddito costituite in ḥubus a finanziare madrase e fondazioni.</w:t>
+        <w:t xml:space="preserve">Il riad possiede la dimora. Una società di fiducia la prende in locazione lunga (25–30 anni), paga un canone e vi conduce il majlis: è lì che stanno i soci, il personale e il rischio. È la struttura classica del waqf, non un'invenzione — storicamente sono state proprio le proprietà da reddito costituite in ḥubus a finanziare madrase e fondazioni.</w:t>
       </w:r>
     </w:p>
     <w:p>
@@ -9380,7 +9380,7 @@
           <w:sz w:val="21"/>
           <w:szCs w:val="21"/>
         </w:rPr>
-        <w:t xml:space="preserve">Un ospite di rango — un membro di una casa reale, un ospite ufficiale — non può essere alloggiato fra soci paganti, né nel riad, che è una casa di giovani uomini in formazione senza protocollo né sicurezza. La contiguità risolve il problema con un terzo luogo: un'ala autonoma della Munya, isolabile in un'ora, con ingresso e servizio propri, capace di ricevere un seguito senza che questo attraversi il club.</w:t>
+        <w:t xml:space="preserve">Un ospite di rango — un membro di una casa reale, un ospite ufficiale — non può essere alloggiato fra soci paganti, né nel riad, che è una casa di giovani uomini in formazione senza protocollo né sicurezza. La contiguità risolve il problema con un terzo luogo: un'ala autonoma della Munya, isolabile in un'ora, con ingresso e servizio propri, capace di ricevere un seguito senza che questo attraversi il majlis.</w:t>
       </w:r>
     </w:p>
     <w:p>
@@ -9394,7 +9394,7 @@
           <w:sz w:val="21"/>
           <w:szCs w:val="21"/>
         </w:rPr>
-        <w:t xml:space="preserve">Non si affitta e non ha prezzo: è offerta, oppure resta vuota. Quando è occupata, il club è chiuso e nessun socio è presente; lo statuto fissa il tetto di trenta notti l'anno, il preavviso e la compensazione in doppio delle notti spostate. Il costo di questa clausola è già iscritto nel modello, sotto forma di quindici notti medie di chiusura l'anno e di 60.000 € di custodia.</w:t>
+        <w:t xml:space="preserve">Non si affitta e non ha prezzo: è offerta, oppure resta vuota. Quando è occupata, il majlis è chiuso e nessun socio è presente; lo statuto fissa il tetto di trenta notti l'anno, il preavviso e la compensazione in doppio delle notti spostate. Il costo di questa clausola è già iscritto nel modello, sotto forma di quindici notti medie di chiusura l'anno e di 60.000 € di custodia.</w:t>
       </w:r>
     </w:p>
     <w:p>
@@ -9495,7 +9495,7 @@
           <w:sz w:val="21"/>
           <w:szCs w:val="21"/>
         </w:rPr>
-        <w:t xml:space="preserve">La società d'esercizio non possiede l'elenco dei propri soci: lo possiede la casa accanto, che non è una società e non si vende. Il capitale della Munya può cambiare mano, ma i suoi membri non sono trasferibili con esso — chi comprasse la società comprerebbe una gestione, non un club. È deliberato, ed è la garanzia strutturale che questa cosa non finisca un giorno rivenduta a un gruppo alberghiero.</w:t>
+        <w:t xml:space="preserve">La società d'esercizio non possiede l'elenco dei propri soci: lo possiede la casa accanto, che non è una società e non si vende. Il capitale della Munya può cambiare mano, ma i suoi membri non sono trasferibili con esso — chi comprasse la società comprerebbe una gestione, non un majlis. È deliberato, ed è la garanzia strutturale che questa cosa non finisca un giorno rivenduta a un gruppo alberghiero.</w:t>
       </w:r>
     </w:p>
     <w:p>
@@ -9585,7 +9585,7 @@
           <w:sz w:val="21"/>
           <w:szCs w:val="21"/>
         </w:rPr>
-        <w:t xml:space="preserve">Che cosa la tavola stia pesando non è scritto da nessuna parte e non lo sarà mai. In sostanza si chiede a venti giovani uomini se sarebbero contenti di riceverne un altro. È il criterio di selezione reale del circolo, ed è il solo meccanismo che lo eserciti senza doverlo enunciare: non lo applica la casa, lo applicano loro.</w:t>
+        <w:t xml:space="preserve">Che cosa la tavola stia pesando non è scritto da nessuna parte e non lo sarà mai. In sostanza si chiede a venti giovani uomini se sarebbero contenti di riceverne un altro. È il criterio di selezione reale del majlis, ed è il solo meccanismo che lo eserciti senza doverlo enunciare: non lo applica la casa, lo applicano loro.</w:t>
       </w:r>
     </w:p>
     <w:p>
@@ -9767,7 +9767,7 @@
           <w:sz w:val="21"/>
           <w:szCs w:val="21"/>
         </w:rPr>
-        <w:t xml:space="preserve">Ammissione riservata agli uomini — sostenibile per un club privato a cooptazione, problematica per una struttura ricettiva classificata. L'assetto probabilmente corretto è la residenza privata messa a disposizione dei membri di un'associazione, non la maison d'hôtes. Da verificare, non da presumere.</w:t>
+        <w:t xml:space="preserve">Ammissione riservata agli uomini — sostenibile per un majlis privato a cooptazione, problematica per una struttura ricettiva classificata. L'assetto probabilmente corretto è la residenza privata messa a disposizione dei membri di un'associazione, non la maison d'hôtes. Da verificare, non da presumere.</w:t>
       </w:r>
     </w:p>
     <w:p>
